--- a/docs/ML-classifier-v1-to-v2.docx
+++ b/docs/ML-classifier-v1-to-v2.docx
@@ -69,7 +69,7 @@
           <w:sz w:val="22"/>
           <w:szCs w:val="22"/>
         </w:rPr>
-        <w:t xml:space="preserve">In one sentence: v1 looked better on paper, but its headline number was measured in a way that flattered it. v2 fixes the measurement and improves the training recipe, so its numbers are lower in one place, higher in another, and trustworthy throughout.</w:t>
+        <w:t xml:space="preserve">In one sentence: v1's headline number was measured in a way that flattered it. v2 fixes the measurement and strengthens the training recipe, and arrives at essentially the same precision and recall — except that this time the figures are independent estimates rather than an upper bound on themselves.</w:t>
       </w:r>
     </w:p>
     <w:p>
@@ -1602,7 +1602,7 @@
                 <w:sz w:val="20"/>
                 <w:szCs w:val="20"/>
               </w:rPr>
-              <w:t xml:space="preserve">0.939</w:t>
+              <w:t xml:space="preserve">0.970</w:t>
             </w:r>
           </w:p>
         </w:tc>
@@ -1690,7 +1690,7 @@
                 <w:sz w:val="20"/>
                 <w:szCs w:val="20"/>
               </w:rPr>
-              <w:t xml:space="preserve">0.979</w:t>
+              <w:t xml:space="preserve">0.923</w:t>
             </w:r>
           </w:p>
         </w:tc>
@@ -1722,7 +1722,7 @@
                 <w:sz w:val="20"/>
                 <w:szCs w:val="20"/>
               </w:rPr>
-              <w:t xml:space="preserve">PR-AUC</w:t>
+              <w:t xml:space="preserve">F1</w:t>
             </w:r>
           </w:p>
         </w:tc>
@@ -1750,7 +1750,7 @@
                 <w:sz w:val="20"/>
                 <w:szCs w:val="20"/>
               </w:rPr>
-              <w:t xml:space="preserve">not measured</w:t>
+              <w:t xml:space="preserve">0.945</w:t>
             </w:r>
           </w:p>
         </w:tc>
@@ -1778,12 +1778,114 @@
                 <w:sz w:val="20"/>
                 <w:szCs w:val="20"/>
               </w:rPr>
-              <w:t xml:space="preserve">0.959</w:t>
+              <w:t xml:space="preserve">0.946</w:t>
+            </w:r>
+          </w:p>
+        </w:tc>
+      </w:tr>
+      <w:tr>
+        <w:trPr>
+          <w:tblHeader w:val="false"/>
+        </w:trPr>
+        <w:tc>
+          <w:tcPr>
+            <w:tcW w:type="dxa" w:w="3360"/>
+            <w:tcMar>
+              <w:top w:type="dxa" w:w="80"/>
+              <w:left w:type="dxa" w:w="120"/>
+              <w:bottom w:type="dxa" w:w="80"/>
+              <w:right w:type="dxa" w:w="120"/>
+            </w:tcMar>
+          </w:tcPr>
+          <w:p>
+            <w:pPr>
+              <w:spacing w:after="0" w:line="260"/>
+            </w:pPr>
+            <w:r>
+              <w:rPr>
+                <w:rFonts w:ascii="Calibri" w:cs="Calibri" w:eastAsia="Calibri" w:hAnsi="Calibri"/>
+                <w:b w:val="false"/>
+                <w:bCs w:val="false"/>
+                <w:color w:val="222222"/>
+                <w:sz w:val="20"/>
+                <w:szCs w:val="20"/>
+              </w:rPr>
+              <w:t xml:space="preserve">Confusion (293 test images)</w:t>
+            </w:r>
+          </w:p>
+        </w:tc>
+        <w:tc>
+          <w:tcPr>
+            <w:tcW w:type="dxa" w:w="3000"/>
+            <w:tcMar>
+              <w:top w:type="dxa" w:w="80"/>
+              <w:left w:type="dxa" w:w="120"/>
+              <w:bottom w:type="dxa" w:w="80"/>
+              <w:right w:type="dxa" w:w="120"/>
+            </w:tcMar>
+          </w:tcPr>
+          <w:p>
+            <w:pPr>
+              <w:spacing w:after="0" w:line="260"/>
+              <w:jc w:val="right"/>
+            </w:pPr>
+            <w:r>
+              <w:rPr>
+                <w:rFonts w:ascii="Calibri" w:cs="Calibri" w:eastAsia="Calibri" w:hAnsi="Calibri"/>
+                <w:b w:val="false"/>
+                <w:bCs w:val="false"/>
+                <w:color w:val="222222"/>
+                <w:sz w:val="20"/>
+                <w:szCs w:val="20"/>
+              </w:rPr>
+              <w:t xml:space="preserve">TP 130 · FP 3 · FN 12 · TN 148</w:t>
+            </w:r>
+          </w:p>
+        </w:tc>
+        <w:tc>
+          <w:tcPr>
+            <w:tcW w:type="dxa" w:w="3000"/>
+            <w:tcMar>
+              <w:top w:type="dxa" w:w="80"/>
+              <w:left w:type="dxa" w:w="120"/>
+              <w:bottom w:type="dxa" w:w="80"/>
+              <w:right w:type="dxa" w:w="120"/>
+            </w:tcMar>
+          </w:tcPr>
+          <w:p>
+            <w:pPr>
+              <w:spacing w:after="0" w:line="260"/>
+              <w:jc w:val="right"/>
+            </w:pPr>
+            <w:r>
+              <w:rPr>
+                <w:rFonts w:ascii="Calibri" w:cs="Calibri" w:eastAsia="Calibri" w:hAnsi="Calibri"/>
+                <w:b w:val="false"/>
+                <w:bCs w:val="false"/>
+                <w:color w:val="222222"/>
+                <w:sz w:val="20"/>
+                <w:szCs w:val="20"/>
+              </w:rPr>
+              <w:t xml:space="preserve">TP 131 · FP 4 · FN 11 · TN 147</w:t>
             </w:r>
           </w:p>
         </w:tc>
       </w:tr>
     </w:tbl>
+    <w:p>
+      <w:pPr>
+        <w:spacing w:after="140" w:line="276"/>
+      </w:pPr>
+      <w:r>
+        <w:rPr>
+          <w:rFonts w:ascii="Calibri" w:cs="Calibri" w:eastAsia="Calibri" w:hAnsi="Calibri"/>
+          <w:color w:val="595959"/>
+          <w:sz w:val="20"/>
+          <w:szCs w:val="20"/>
+        </w:rPr>
+        <w:t xml:space="preserve">v2 figures are from ml/artifacts/test_threshold_v2.txt and were re-derived independently from test_scores_backend.csv. Note that ml/README.md currently quotes different v2 numbers (precision 0.939, recall 0.979) — those are the metrics at threshold 0.38, a superseded selection, and need correcting there.</w:t>
+      </w:r>
+    </w:p>
     <w:p>
       <w:pPr>
         <w:spacing w:after="100" w:line="276"/>
@@ -1816,7 +1918,7 @@
           <w:sz w:val="22"/>
           <w:szCs w:val="22"/>
         </w:rPr>
-        <w:t xml:space="preserve">Precision fell from 0.977 to 0.939, and that is the expected result, not a regression. </w:t>
+        <w:t xml:space="preserve">v2 matches v1 on the test split while being measured honestly. </w:t>
       </w:r>
       <w:r>
         <w:rPr>
@@ -1826,7 +1928,7 @@
           <w:sz w:val="22"/>
           <w:szCs w:val="22"/>
         </w:rPr>
-        <w:t xml:space="preserve">v1's figure was inflated by having chosen its threshold on the test set. 0.939 is the first precision figure from this project that is measured properly.</w:t>
+        <w:t xml:space="preserve">Precision 0.970 against 0.977, recall 0.923 against 0.916, and an identical F1 to three decimal places. The headline metrics barely moved.</w:t>
       </w:r>
     </w:p>
     <w:p>
@@ -1846,7 +1948,7 @@
           <w:sz w:val="22"/>
           <w:szCs w:val="22"/>
         </w:rPr>
-        <w:t xml:space="preserve">Recall rose sharply, from 0.916 to 0.979. </w:t>
+        <w:t xml:space="preserve">That is the result, and it is a good one. </w:t>
       </w:r>
       <w:r>
         <w:rPr>
@@ -1856,7 +1958,7 @@
           <w:sz w:val="22"/>
           <w:szCs w:val="22"/>
         </w:rPr>
-        <w:t xml:space="preserve">v2 misses far fewer genuine violations — roughly one in fifty instead of one in twelve. In practice that means far fewer citizens told to retake a photograph that was actually fine.</w:t>
+        <w:t xml:space="preserve">v1's 0.977 was inflated — its threshold was fitted to the same 293 images the figure was claimed on, so the true value was always lower than printed. v2 gives up 0.007 of precision and, in exchange, every figure becomes an independent estimate that survives scrutiny.</w:t>
       </w:r>
     </w:p>
     <w:p>
@@ -1876,7 +1978,7 @@
           <w:sz w:val="22"/>
           <w:szCs w:val="22"/>
         </w:rPr>
-        <w:t xml:space="preserve">PR-AUC of 0.959 is a threshold-independent score. </w:t>
+        <w:t xml:space="preserve">The clearest evidence sits on the validation split, where the threshold was chosen. </w:t>
       </w:r>
       <w:r>
         <w:rPr>
@@ -1886,22 +1988,7 @@
           <w:sz w:val="22"/>
           <w:szCs w:val="22"/>
         </w:rPr>
-        <w:t xml:space="preserve">It summarises how well the model separates the two classes at every possible cut-off, so it is the fairest single number to compare future versions against. v1 never measured it.</w:t>
-      </w:r>
-    </w:p>
-    <w:p>
-      <w:pPr>
-        <w:spacing w:after="100" w:line="276"/>
-      </w:pPr>
-      <w:r>
-        <w:rPr>
-          <w:rFonts w:ascii="Calibri" w:cs="Calibri" w:eastAsia="Calibri" w:hAnsi="Calibri"/>
-          <w:b/>
-          <w:bCs/>
-          <w:sz w:val="22"/>
-          <w:szCs w:val="22"/>
-        </w:rPr>
-        <w:t xml:space="preserve">A record-keeping gap to close:</w:t>
+        <w:t xml:space="preserve">At 0.63, v2 reached precision 0.992 with a single false positive in 149 non-violations, and only 2.00% of invalid three-photograph reports would reach enforcement — against 5.84% for v1.</w:t>
       </w:r>
     </w:p>
     <w:p>
@@ -1921,7 +2008,7 @@
           <w:sz w:val="22"/>
           <w:szCs w:val="22"/>
         </w:rPr>
-        <w:t xml:space="preserve">The 0.63 threshold is not written down in any project file. </w:t>
+        <w:t xml:space="preserve">The gain from v2 is method and robustness, not a bigger number. </w:t>
       </w:r>
       <w:r>
         <w:rPr>
@@ -1931,7 +2018,22 @@
           <w:sz w:val="22"/>
           <w:szCs w:val="22"/>
         </w:rPr>
-        <w:t xml:space="preserve">It survives only in two commit messages. Both ml/README.md and the backend configuration still state 0.70, which is v1's value. It needs recording properly before the write-up.</w:t>
+        <w:t xml:space="preserve">Stronger augmentation, a checkpoint selected on PR-AUC rather than loss, and calibrated-by-design targets should hold up better on real phone photographs than this test set can show.</w:t>
+      </w:r>
+    </w:p>
+    <w:p>
+      <w:pPr>
+        <w:spacing w:after="100" w:line="276"/>
+      </w:pPr>
+      <w:r>
+        <w:rPr>
+          <w:rFonts w:ascii="Calibri" w:cs="Calibri" w:eastAsia="Calibri" w:hAnsi="Calibri"/>
+          <w:b/>
+          <w:bCs/>
+          <w:sz w:val="22"/>
+          <w:szCs w:val="22"/>
+        </w:rPr>
+        <w:t xml:space="preserve">Record-keeping gaps to close before the write-up:</w:t>
       </w:r>
     </w:p>
     <w:p>
@@ -1951,7 +2053,7 @@
           <w:sz w:val="22"/>
           <w:szCs w:val="22"/>
         </w:rPr>
-        <w:t xml:space="preserve">The recorded metrics and the stated error counts do not come from the same run. </w:t>
+        <w:t xml:space="preserve">ml/README.md quotes the wrong v2 figures. </w:t>
       </w:r>
       <w:r>
         <w:rPr>
@@ -1961,37 +2063,7 @@
           <w:sz w:val="22"/>
           <w:szCs w:val="22"/>
         </w:rPr>
-        <w:t xml:space="preserve">Precision 0.939 and recall 0.979 on the 293-image test split imply 139 true positives, 3 false negatives and about 9 false positives. A separate commit describes threshold 0.63 producing 1 false positive in 149 on validation and 4 in 151 on test. Those cannot both describe the same run, so which figures belong to the headline v2 model needs confirming against the score CSVs.</w:t>
-      </w:r>
-    </w:p>
-    <w:p>
-      <w:pPr>
-        <w:pStyle w:val="Heading1"/>
-        <w:spacing w:after="160" w:before="320"/>
-      </w:pPr>
-      <w:r>
-        <w:rPr>
-          <w:rFonts w:ascii="Calibri" w:cs="Calibri" w:eastAsia="Calibri" w:hAnsi="Calibri"/>
-          <w:b/>
-          <w:bCs/>
-          <w:color w:val="1F4E79"/>
-          <w:sz w:val="28"/>
-          <w:szCs w:val="28"/>
-        </w:rPr>
-        <w:t xml:space="preserve">5. Why precision is the metric that drives the threshold</w:t>
-      </w:r>
-    </w:p>
-    <w:p>
-      <w:pPr>
-        <w:spacing w:after="100" w:line="276"/>
-      </w:pPr>
-      <w:r>
-        <w:rPr>
-          <w:rFonts w:ascii="Calibri" w:cs="Calibri" w:eastAsia="Calibri" w:hAnsi="Calibri"/>
-          <w:sz w:val="22"/>
-          <w:szCs w:val="22"/>
-        </w:rPr>
-        <w:t xml:space="preserve">The two kinds of error do not cost the same, so the threshold is not chosen to maximise accuracy or F1:</w:t>
+        <w:t xml:space="preserve">Its table gives precision 0.939 and recall 0.979, which are the metrics at threshold 0.38 — an earlier selection, superseded when the selection criterion changed to the report-level error rate. The correct figures at the frozen 0.63 are 0.970 and 0.923. The README row needs replacing, since it is the source Chapter 5 will be written from.</w:t>
       </w:r>
     </w:p>
     <w:p>
@@ -2011,7 +2083,7 @@
           <w:sz w:val="22"/>
           <w:szCs w:val="22"/>
         </w:rPr>
-        <w:t xml:space="preserve">A false positive </w:t>
+        <w:t xml:space="preserve">The PR-AUC of 0.959 in that same table is unverified. </w:t>
       </w:r>
       <w:r>
         <w:rPr>
@@ -2021,7 +2093,7 @@
           <w:sz w:val="22"/>
           <w:szCs w:val="22"/>
         </w:rPr>
-        <w:t xml:space="preserve">forwards an invalid report to enforcement. Administrators are read-only and the AI decision is final, so nothing downstream catches it.</w:t>
+        <w:t xml:space="preserve">No file in ml/artifacts records a PR-AUC, and 0.959 is exactly the F1 printed at threshold 0.38 — so it may be a transcription of the wrong row. PR-AUC comes from the notebook's evaluation step and should be read back from there before being quoted.</w:t>
       </w:r>
     </w:p>
     <w:p>
@@ -2041,7 +2113,7 @@
           <w:sz w:val="22"/>
           <w:szCs w:val="22"/>
         </w:rPr>
-        <w:t xml:space="preserve">A false negative </w:t>
+        <w:t xml:space="preserve">The threshold 0.63 appears in no tracked file. </w:t>
       </w:r>
       <w:r>
         <w:rPr>
@@ -2051,20 +2123,7 @@
           <w:sz w:val="22"/>
           <w:szCs w:val="22"/>
         </w:rPr>
-        <w:t xml:space="preserve">asks the reporter to take another photograph. Annoying, but recoverable — they are standing there.</w:t>
-      </w:r>
-    </w:p>
-    <w:p>
-      <w:pPr>
-        <w:spacing w:after="140" w:line="276"/>
-      </w:pPr>
-      <w:r>
-        <w:rPr>
-          <w:rFonts w:ascii="Calibri" w:cs="Calibri" w:eastAsia="Calibri" w:hAnsi="Calibri"/>
-          <w:sz w:val="22"/>
-          <w:szCs w:val="22"/>
-        </w:rPr>
-        <w:t xml:space="preserve">There is a second effect that per-photo metrics hide. A report passes when any one of up to three photographs clears the threshold, so a false positive gets three independent chances while a false negative needs all three photographs to fail. The selection script therefore reports the report-level error rate next to the per-photo one, and holds precision to a high target before maximising recall.</w:t>
+        <w:t xml:space="preserve">It is set correctly in the live backend/.env, but that file is gitignored. In the repository it survives only in two commit messages, while backend/.env.example still ships v1 at 0.70.</w:t>
       </w:r>
     </w:p>
     <w:p>
@@ -2081,7 +2140,7 @@
           <w:sz w:val="28"/>
           <w:szCs w:val="28"/>
         </w:rPr>
-        <w:t xml:space="preserve">6. What is still outstanding</w:t>
+        <w:t xml:space="preserve">5. Why precision is the metric that drives the threshold</w:t>
       </w:r>
     </w:p>
     <w:p>
@@ -2094,7 +2153,7 @@
           <w:sz w:val="22"/>
           <w:szCs w:val="22"/>
         </w:rPr>
-        <w:t xml:space="preserve">Stated plainly, so the limitations are on the record:</w:t>
+        <w:t xml:space="preserve">The two kinds of error do not cost the same, so the threshold is not chosen to maximise accuracy or F1:</w:t>
       </w:r>
     </w:p>
     <w:p>
@@ -2114,7 +2173,7 @@
           <w:sz w:val="22"/>
           <w:szCs w:val="22"/>
         </w:rPr>
-        <w:t xml:space="preserve">v2 is not deployed yet. </w:t>
+        <w:t xml:space="preserve">A false positive </w:t>
       </w:r>
       <w:r>
         <w:rPr>
@@ -2124,7 +2183,7 @@
           <w:sz w:val="22"/>
           <w:szCs w:val="22"/>
         </w:rPr>
-        <w:t xml:space="preserve">The backend configuration still points at vit-scope-v1 at threshold 0.70. Switching over means updating the model path, the version string and the threshold to 0.63 — the version is stored per report, so historical confidence scores stay interpretable.</w:t>
+        <w:t xml:space="preserve">forwards an invalid report to enforcement. Administrators are read-only and the AI decision is final, so nothing downstream catches it.</w:t>
       </w:r>
     </w:p>
     <w:p>
@@ -2144,7 +2203,7 @@
           <w:sz w:val="22"/>
           <w:szCs w:val="22"/>
         </w:rPr>
-        <w:t xml:space="preserve">Still a single training run. </w:t>
+        <w:t xml:space="preserve">A false negative </w:t>
       </w:r>
       <w:r>
         <w:rPr>
@@ -2154,7 +2213,50 @@
           <w:sz w:val="22"/>
           <w:szCs w:val="22"/>
         </w:rPr>
-        <w:t xml:space="preserve">The seed study (three runs, mean ± standard deviation) is written and ready but has not been run. Until it is, these figures carry the variance of one run.</w:t>
+        <w:t xml:space="preserve">asks the reporter to take another photograph. Annoying, but recoverable — they are standing there.</w:t>
+      </w:r>
+    </w:p>
+    <w:p>
+      <w:pPr>
+        <w:spacing w:after="140" w:line="276"/>
+      </w:pPr>
+      <w:r>
+        <w:rPr>
+          <w:rFonts w:ascii="Calibri" w:cs="Calibri" w:eastAsia="Calibri" w:hAnsi="Calibri"/>
+          <w:sz w:val="22"/>
+          <w:szCs w:val="22"/>
+        </w:rPr>
+        <w:t xml:space="preserve">There is a second effect that per-photo metrics hide. A report passes when any one of up to three photographs clears the threshold, so a false positive gets three independent chances while a false negative needs all three photographs to fail. The selection script therefore reports the report-level error rate next to the per-photo one, and holds precision to a high target before maximising recall.</w:t>
+      </w:r>
+    </w:p>
+    <w:p>
+      <w:pPr>
+        <w:pStyle w:val="Heading1"/>
+        <w:spacing w:after="160" w:before="320"/>
+      </w:pPr>
+      <w:r>
+        <w:rPr>
+          <w:rFonts w:ascii="Calibri" w:cs="Calibri" w:eastAsia="Calibri" w:hAnsi="Calibri"/>
+          <w:b/>
+          <w:bCs/>
+          <w:color w:val="1F4E79"/>
+          <w:sz w:val="28"/>
+          <w:szCs w:val="28"/>
+        </w:rPr>
+        <w:t xml:space="preserve">6. What is still outstanding</w:t>
+      </w:r>
+    </w:p>
+    <w:p>
+      <w:pPr>
+        <w:spacing w:after="100" w:line="276"/>
+      </w:pPr>
+      <w:r>
+        <w:rPr>
+          <w:rFonts w:ascii="Calibri" w:cs="Calibri" w:eastAsia="Calibri" w:hAnsi="Calibri"/>
+          <w:sz w:val="22"/>
+          <w:szCs w:val="22"/>
+        </w:rPr>
+        <w:t xml:space="preserve">Stated plainly, so the limitations are on the record:</w:t>
       </w:r>
     </w:p>
     <w:p>
@@ -2174,7 +2276,7 @@
           <w:sz w:val="22"/>
           <w:szCs w:val="22"/>
         </w:rPr>
-        <w:t xml:space="preserve">The test set is small. </w:t>
+        <w:t xml:space="preserve">v2 is deployed, but only on this machine. </w:t>
       </w:r>
       <w:r>
         <w:rPr>
@@ -2184,7 +2286,7 @@
           <w:sz w:val="22"/>
           <w:szCs w:val="22"/>
         </w:rPr>
-        <w:t xml:space="preserve">With 151 non-smoking test images, the 95% confidence interval on precision is about ±0.03 regardless of seed. More seeds will not narrow that — only more labelled test data will.</w:t>
+        <w:t xml:space="preserve">The live backend/.env serves vit-scope-v2 at 0.63. That file is gitignored, so a fresh checkout copies backend/.env.example instead — which still specifies vit-scope-v1 at 0.70 and would silently serve the old model. The template needs updating to match.</w:t>
       </w:r>
     </w:p>
     <w:p>
@@ -2204,7 +2306,7 @@
           <w:sz w:val="22"/>
           <w:szCs w:val="22"/>
         </w:rPr>
-        <w:t xml:space="preserve">Domain gap remains. </w:t>
+        <w:t xml:space="preserve">Still a single training run. </w:t>
       </w:r>
       <w:r>
         <w:rPr>
@@ -2214,7 +2316,7 @@
           <w:sz w:val="22"/>
           <w:szCs w:val="22"/>
         </w:rPr>
-        <w:t xml:space="preserve">Training images are web photographs, not phone photos taken across a Malaysian food court. The augmentation rehearses that gap but does not remove it; measured accuracy is an upper bound on field performance.</w:t>
+        <w:t xml:space="preserve">The seed study (three runs, mean ± standard deviation) is written and ready but has not been run. Until it is, these figures carry the variance of one run.</w:t>
       </w:r>
     </w:p>
     <w:p>
@@ -2234,6 +2336,66 @@
           <w:sz w:val="22"/>
           <w:szCs w:val="22"/>
         </w:rPr>
+        <w:t xml:space="preserve">The test set is small. </w:t>
+      </w:r>
+      <w:r>
+        <w:rPr>
+          <w:rFonts w:ascii="Calibri" w:cs="Calibri" w:eastAsia="Calibri" w:hAnsi="Calibri"/>
+          <w:b w:val="false"/>
+          <w:bCs w:val="false"/>
+          <w:sz w:val="22"/>
+          <w:szCs w:val="22"/>
+        </w:rPr>
+        <w:t xml:space="preserve">With 151 non-smoking test images, the 95% confidence interval on precision is about ±0.03 regardless of seed. More seeds will not narrow that — only more labelled test data will.</w:t>
+      </w:r>
+    </w:p>
+    <w:p>
+      <w:pPr>
+        <w:pStyle w:val="ListParagraph"/>
+        <w:numPr>
+          <w:ilvl w:val="0"/>
+          <w:numId w:val="2"/>
+        </w:numPr>
+        <w:spacing w:after="100" w:line="276"/>
+      </w:pPr>
+      <w:r>
+        <w:rPr>
+          <w:rFonts w:ascii="Calibri" w:cs="Calibri" w:eastAsia="Calibri" w:hAnsi="Calibri"/>
+          <w:b/>
+          <w:bCs/>
+          <w:sz w:val="22"/>
+          <w:szCs w:val="22"/>
+        </w:rPr>
+        <w:t xml:space="preserve">Domain gap remains. </w:t>
+      </w:r>
+      <w:r>
+        <w:rPr>
+          <w:rFonts w:ascii="Calibri" w:cs="Calibri" w:eastAsia="Calibri" w:hAnsi="Calibri"/>
+          <w:b w:val="false"/>
+          <w:bCs w:val="false"/>
+          <w:sz w:val="22"/>
+          <w:szCs w:val="22"/>
+        </w:rPr>
+        <w:t xml:space="preserve">Training images are web photographs, not phone photos taken across a Malaysian food court. The augmentation rehearses that gap but does not remove it; measured accuracy is an upper bound on field performance.</w:t>
+      </w:r>
+    </w:p>
+    <w:p>
+      <w:pPr>
+        <w:pStyle w:val="ListParagraph"/>
+        <w:numPr>
+          <w:ilvl w:val="0"/>
+          <w:numId w:val="2"/>
+        </w:numPr>
+        <w:spacing w:after="100" w:line="276"/>
+      </w:pPr>
+      <w:r>
+        <w:rPr>
+          <w:rFonts w:ascii="Calibri" w:cs="Calibri" w:eastAsia="Calibri" w:hAnsi="Calibri"/>
+          <w:b/>
+          <w:bCs/>
+          <w:sz w:val="22"/>
+          <w:szCs w:val="22"/>
+        </w:rPr>
         <w:t xml:space="preserve">Planned next: </w:t>
       </w:r>
       <w:r>
@@ -2268,7 +2430,7 @@
           <w:sz w:val="22"/>
           <w:szCs w:val="22"/>
         </w:rPr>
-        <w:t xml:space="preserve">Headline for the discussion: the improvement from v1 to v2 is as much about method as about the model. The precision figure went down by 0.038 and became worth quoting; recall went up by 0.063; and every number now comes from a procedure that can be defended in the write-up.</w:t>
+        <w:t xml:space="preserve">Headline for the discussion: the improvement from v1 to v2 is about method, not about a bigger number. Precision moved by 0.007 and recall by 0.007 — but v1's figures were fitted to the images they were claimed on, and v2's are not. The same performance, now defensible, is the result the supervisor's feedback was asking for.</w:t>
       </w:r>
     </w:p>
     <w:sectPr>

--- a/docs/ML-classifier-v1-to-v2.docx
+++ b/docs/ML-classifier-v1-to-v2.docx
@@ -2083,7 +2083,7 @@
           <w:sz w:val="22"/>
           <w:szCs w:val="22"/>
         </w:rPr>
-        <w:t xml:space="preserve">The PR-AUC of 0.959 in that same table is unverified. </w:t>
+        <w:t xml:space="preserve">The PR-AUC of 0.959 in that same table is wrong too. </w:t>
       </w:r>
       <w:r>
         <w:rPr>
@@ -2093,7 +2093,7 @@
           <w:sz w:val="22"/>
           <w:szCs w:val="22"/>
         </w:rPr>
-        <w:t xml:space="preserve">No file in ml/artifacts records a PR-AUC, and 0.959 is exactly the F1 printed at threshold 0.38 — so it may be a transcription of the wrong row. PR-AUC comes from the notebook's evaluation step and should be read back from there before being quoted.</w:t>
+        <w:t xml:space="preserve">It is the F1 at threshold 0.38, carried into the wrong column alongside that row's precision and recall. The measured PR-AUC is 0.988 ± 0.001 (section 5). Nothing in this project has produced a PR-AUC of 0.959.</w:t>
       </w:r>
     </w:p>
     <w:p>
@@ -2140,9 +2140,909 @@
           <w:sz w:val="28"/>
           <w:szCs w:val="28"/>
         </w:rPr>
-        <w:t xml:space="preserve">5. Why precision is the metric that drives the threshold</w:t>
-      </w:r>
-    </w:p>
+        <w:t xml:space="preserve">5. How much of this is luck?</w:t>
+      </w:r>
+    </w:p>
+    <w:p>
+      <w:pPr>
+        <w:spacing w:after="140" w:line="276"/>
+      </w:pPr>
+      <w:r>
+        <w:rPr>
+          <w:rFonts w:ascii="Calibri" w:cs="Calibri" w:eastAsia="Calibri" w:hAnsi="Calibri"/>
+          <w:sz w:val="22"/>
+          <w:szCs w:val="22"/>
+        </w:rPr>
+        <w:t xml:space="preserve">Every figure in section 4 comes from one training run, so it carries that run's luck — the classification head starts from random values, the images arrive in a random order, and the augmentation crops at random. The same recipe was therefore trained three times, changing nothing but the random seed. Each run had its threshold selected on its own validation split and reported on test, so the spread reflects the whole method rather than just the model.</w:t>
+      </w:r>
+    </w:p>
+    <w:tbl>
+      <w:tblPr>
+        <w:tblW w:type="dxa" w:w="9360"/>
+        <w:tblBorders>
+          <w:top w:val="single" w:color="BFBFBF" w:sz="4"/>
+          <w:left w:val="single" w:color="BFBFBF" w:sz="4"/>
+          <w:bottom w:val="single" w:color="BFBFBF" w:sz="4"/>
+          <w:right w:val="single" w:color="BFBFBF" w:sz="4"/>
+          <w:insideH w:val="single" w:color="D9D9D9" w:sz="2"/>
+          <w:insideV w:val="single" w:color="D9D9D9" w:sz="2"/>
+        </w:tblBorders>
+      </w:tblPr>
+      <w:tblGrid>
+        <w:gridCol w:w="1560"/>
+        <w:gridCol w:w="1760"/>
+        <w:gridCol w:w="1560"/>
+        <w:gridCol w:w="1520"/>
+        <w:gridCol w:w="1480"/>
+        <w:gridCol w:w="1480"/>
+      </w:tblGrid>
+      <w:tr>
+        <w:trPr>
+          <w:tblHeader/>
+        </w:trPr>
+        <w:tc>
+          <w:tcPr>
+            <w:tcW w:type="dxa" w:w="1560"/>
+            <w:shd w:fill="EAF1F8" w:color="auto" w:val="clear"/>
+            <w:tcMar>
+              <w:top w:type="dxa" w:w="80"/>
+              <w:left w:type="dxa" w:w="120"/>
+              <w:bottom w:type="dxa" w:w="80"/>
+              <w:right w:type="dxa" w:w="120"/>
+            </w:tcMar>
+          </w:tcPr>
+          <w:p>
+            <w:pPr>
+              <w:spacing w:after="0" w:line="260"/>
+            </w:pPr>
+            <w:r>
+              <w:rPr>
+                <w:rFonts w:ascii="Calibri" w:cs="Calibri" w:eastAsia="Calibri" w:hAnsi="Calibri"/>
+                <w:b/>
+                <w:bCs/>
+                <w:color w:val="000000"/>
+                <w:sz w:val="20"/>
+                <w:szCs w:val="20"/>
+              </w:rPr>
+              <w:t xml:space="preserve">Seed</w:t>
+            </w:r>
+          </w:p>
+        </w:tc>
+        <w:tc>
+          <w:tcPr>
+            <w:tcW w:type="dxa" w:w="1760"/>
+            <w:shd w:fill="EAF1F8" w:color="auto" w:val="clear"/>
+            <w:tcMar>
+              <w:top w:type="dxa" w:w="80"/>
+              <w:left w:type="dxa" w:w="120"/>
+              <w:bottom w:type="dxa" w:w="80"/>
+              <w:right w:type="dxa" w:w="120"/>
+            </w:tcMar>
+          </w:tcPr>
+          <w:p>
+            <w:pPr>
+              <w:spacing w:after="0" w:line="260"/>
+              <w:jc w:val="right"/>
+            </w:pPr>
+            <w:r>
+              <w:rPr>
+                <w:rFonts w:ascii="Calibri" w:cs="Calibri" w:eastAsia="Calibri" w:hAnsi="Calibri"/>
+                <w:b/>
+                <w:bCs/>
+                <w:color w:val="000000"/>
+                <w:sz w:val="20"/>
+                <w:szCs w:val="20"/>
+              </w:rPr>
+              <w:t xml:space="preserve">Threshold</w:t>
+            </w:r>
+          </w:p>
+        </w:tc>
+        <w:tc>
+          <w:tcPr>
+            <w:tcW w:type="dxa" w:w="1560"/>
+            <w:shd w:fill="EAF1F8" w:color="auto" w:val="clear"/>
+            <w:tcMar>
+              <w:top w:type="dxa" w:w="80"/>
+              <w:left w:type="dxa" w:w="120"/>
+              <w:bottom w:type="dxa" w:w="80"/>
+              <w:right w:type="dxa" w:w="120"/>
+            </w:tcMar>
+          </w:tcPr>
+          <w:p>
+            <w:pPr>
+              <w:spacing w:after="0" w:line="260"/>
+              <w:jc w:val="right"/>
+            </w:pPr>
+            <w:r>
+              <w:rPr>
+                <w:rFonts w:ascii="Calibri" w:cs="Calibri" w:eastAsia="Calibri" w:hAnsi="Calibri"/>
+                <w:b/>
+                <w:bCs/>
+                <w:color w:val="000000"/>
+                <w:sz w:val="20"/>
+                <w:szCs w:val="20"/>
+              </w:rPr>
+              <w:t xml:space="preserve">Precision</w:t>
+            </w:r>
+          </w:p>
+        </w:tc>
+        <w:tc>
+          <w:tcPr>
+            <w:tcW w:type="dxa" w:w="1520"/>
+            <w:shd w:fill="EAF1F8" w:color="auto" w:val="clear"/>
+            <w:tcMar>
+              <w:top w:type="dxa" w:w="80"/>
+              <w:left w:type="dxa" w:w="120"/>
+              <w:bottom w:type="dxa" w:w="80"/>
+              <w:right w:type="dxa" w:w="120"/>
+            </w:tcMar>
+          </w:tcPr>
+          <w:p>
+            <w:pPr>
+              <w:spacing w:after="0" w:line="260"/>
+              <w:jc w:val="right"/>
+            </w:pPr>
+            <w:r>
+              <w:rPr>
+                <w:rFonts w:ascii="Calibri" w:cs="Calibri" w:eastAsia="Calibri" w:hAnsi="Calibri"/>
+                <w:b/>
+                <w:bCs/>
+                <w:color w:val="000000"/>
+                <w:sz w:val="20"/>
+                <w:szCs w:val="20"/>
+              </w:rPr>
+              <w:t xml:space="preserve">Recall</w:t>
+            </w:r>
+          </w:p>
+        </w:tc>
+        <w:tc>
+          <w:tcPr>
+            <w:tcW w:type="dxa" w:w="1480"/>
+            <w:shd w:fill="EAF1F8" w:color="auto" w:val="clear"/>
+            <w:tcMar>
+              <w:top w:type="dxa" w:w="80"/>
+              <w:left w:type="dxa" w:w="120"/>
+              <w:bottom w:type="dxa" w:w="80"/>
+              <w:right w:type="dxa" w:w="120"/>
+            </w:tcMar>
+          </w:tcPr>
+          <w:p>
+            <w:pPr>
+              <w:spacing w:after="0" w:line="260"/>
+              <w:jc w:val="right"/>
+            </w:pPr>
+            <w:r>
+              <w:rPr>
+                <w:rFonts w:ascii="Calibri" w:cs="Calibri" w:eastAsia="Calibri" w:hAnsi="Calibri"/>
+                <w:b/>
+                <w:bCs/>
+                <w:color w:val="000000"/>
+                <w:sz w:val="20"/>
+                <w:szCs w:val="20"/>
+              </w:rPr>
+              <w:t xml:space="preserve">F1</w:t>
+            </w:r>
+          </w:p>
+        </w:tc>
+        <w:tc>
+          <w:tcPr>
+            <w:tcW w:type="dxa" w:w="1480"/>
+            <w:shd w:fill="EAF1F8" w:color="auto" w:val="clear"/>
+            <w:tcMar>
+              <w:top w:type="dxa" w:w="80"/>
+              <w:left w:type="dxa" w:w="120"/>
+              <w:bottom w:type="dxa" w:w="80"/>
+              <w:right w:type="dxa" w:w="120"/>
+            </w:tcMar>
+          </w:tcPr>
+          <w:p>
+            <w:pPr>
+              <w:spacing w:after="0" w:line="260"/>
+              <w:jc w:val="right"/>
+            </w:pPr>
+            <w:r>
+              <w:rPr>
+                <w:rFonts w:ascii="Calibri" w:cs="Calibri" w:eastAsia="Calibri" w:hAnsi="Calibri"/>
+                <w:b/>
+                <w:bCs/>
+                <w:color w:val="000000"/>
+                <w:sz w:val="20"/>
+                <w:szCs w:val="20"/>
+              </w:rPr>
+              <w:t xml:space="preserve">PR-AUC</w:t>
+            </w:r>
+          </w:p>
+        </w:tc>
+      </w:tr>
+      <w:tr>
+        <w:trPr>
+          <w:tblHeader w:val="false"/>
+        </w:trPr>
+        <w:tc>
+          <w:tcPr>
+            <w:tcW w:type="dxa" w:w="1560"/>
+            <w:tcMar>
+              <w:top w:type="dxa" w:w="80"/>
+              <w:left w:type="dxa" w:w="120"/>
+              <w:bottom w:type="dxa" w:w="80"/>
+              <w:right w:type="dxa" w:w="120"/>
+            </w:tcMar>
+          </w:tcPr>
+          <w:p>
+            <w:pPr>
+              <w:spacing w:after="0" w:line="260"/>
+            </w:pPr>
+            <w:r>
+              <w:rPr>
+                <w:rFonts w:ascii="Calibri" w:cs="Calibri" w:eastAsia="Calibri" w:hAnsi="Calibri"/>
+                <w:b w:val="false"/>
+                <w:bCs w:val="false"/>
+                <w:color w:val="222222"/>
+                <w:sz w:val="20"/>
+                <w:szCs w:val="20"/>
+              </w:rPr>
+              <w:t xml:space="preserve">1</w:t>
+            </w:r>
+          </w:p>
+        </w:tc>
+        <w:tc>
+          <w:tcPr>
+            <w:tcW w:type="dxa" w:w="1760"/>
+            <w:tcMar>
+              <w:top w:type="dxa" w:w="80"/>
+              <w:left w:type="dxa" w:w="120"/>
+              <w:bottom w:type="dxa" w:w="80"/>
+              <w:right w:type="dxa" w:w="120"/>
+            </w:tcMar>
+          </w:tcPr>
+          <w:p>
+            <w:pPr>
+              <w:spacing w:after="0" w:line="260"/>
+              <w:jc w:val="right"/>
+            </w:pPr>
+            <w:r>
+              <w:rPr>
+                <w:rFonts w:ascii="Calibri" w:cs="Calibri" w:eastAsia="Calibri" w:hAnsi="Calibri"/>
+                <w:b w:val="false"/>
+                <w:bCs w:val="false"/>
+                <w:color w:val="222222"/>
+                <w:sz w:val="20"/>
+                <w:szCs w:val="20"/>
+              </w:rPr>
+              <w:t xml:space="preserve">0.61</w:t>
+            </w:r>
+          </w:p>
+        </w:tc>
+        <w:tc>
+          <w:tcPr>
+            <w:tcW w:type="dxa" w:w="1560"/>
+            <w:tcMar>
+              <w:top w:type="dxa" w:w="80"/>
+              <w:left w:type="dxa" w:w="120"/>
+              <w:bottom w:type="dxa" w:w="80"/>
+              <w:right w:type="dxa" w:w="120"/>
+            </w:tcMar>
+          </w:tcPr>
+          <w:p>
+            <w:pPr>
+              <w:spacing w:after="0" w:line="260"/>
+              <w:jc w:val="right"/>
+            </w:pPr>
+            <w:r>
+              <w:rPr>
+                <w:rFonts w:ascii="Calibri" w:cs="Calibri" w:eastAsia="Calibri" w:hAnsi="Calibri"/>
+                <w:b w:val="false"/>
+                <w:bCs w:val="false"/>
+                <w:color w:val="222222"/>
+                <w:sz w:val="20"/>
+                <w:szCs w:val="20"/>
+              </w:rPr>
+              <w:t xml:space="preserve">0.970</w:t>
+            </w:r>
+          </w:p>
+        </w:tc>
+        <w:tc>
+          <w:tcPr>
+            <w:tcW w:type="dxa" w:w="1520"/>
+            <w:tcMar>
+              <w:top w:type="dxa" w:w="80"/>
+              <w:left w:type="dxa" w:w="120"/>
+              <w:bottom w:type="dxa" w:w="80"/>
+              <w:right w:type="dxa" w:w="120"/>
+            </w:tcMar>
+          </w:tcPr>
+          <w:p>
+            <w:pPr>
+              <w:spacing w:after="0" w:line="260"/>
+              <w:jc w:val="right"/>
+            </w:pPr>
+            <w:r>
+              <w:rPr>
+                <w:rFonts w:ascii="Calibri" w:cs="Calibri" w:eastAsia="Calibri" w:hAnsi="Calibri"/>
+                <w:b w:val="false"/>
+                <w:bCs w:val="false"/>
+                <w:color w:val="222222"/>
+                <w:sz w:val="20"/>
+                <w:szCs w:val="20"/>
+              </w:rPr>
+              <w:t xml:space="preserve">0.908</w:t>
+            </w:r>
+          </w:p>
+        </w:tc>
+        <w:tc>
+          <w:tcPr>
+            <w:tcW w:type="dxa" w:w="1480"/>
+            <w:tcMar>
+              <w:top w:type="dxa" w:w="80"/>
+              <w:left w:type="dxa" w:w="120"/>
+              <w:bottom w:type="dxa" w:w="80"/>
+              <w:right w:type="dxa" w:w="120"/>
+            </w:tcMar>
+          </w:tcPr>
+          <w:p>
+            <w:pPr>
+              <w:spacing w:after="0" w:line="260"/>
+              <w:jc w:val="right"/>
+            </w:pPr>
+            <w:r>
+              <w:rPr>
+                <w:rFonts w:ascii="Calibri" w:cs="Calibri" w:eastAsia="Calibri" w:hAnsi="Calibri"/>
+                <w:b w:val="false"/>
+                <w:bCs w:val="false"/>
+                <w:color w:val="222222"/>
+                <w:sz w:val="20"/>
+                <w:szCs w:val="20"/>
+              </w:rPr>
+              <w:t xml:space="preserve">0.938</w:t>
+            </w:r>
+          </w:p>
+        </w:tc>
+        <w:tc>
+          <w:tcPr>
+            <w:tcW w:type="dxa" w:w="1480"/>
+            <w:tcMar>
+              <w:top w:type="dxa" w:w="80"/>
+              <w:left w:type="dxa" w:w="120"/>
+              <w:bottom w:type="dxa" w:w="80"/>
+              <w:right w:type="dxa" w:w="120"/>
+            </w:tcMar>
+          </w:tcPr>
+          <w:p>
+            <w:pPr>
+              <w:spacing w:after="0" w:line="260"/>
+              <w:jc w:val="right"/>
+            </w:pPr>
+            <w:r>
+              <w:rPr>
+                <w:rFonts w:ascii="Calibri" w:cs="Calibri" w:eastAsia="Calibri" w:hAnsi="Calibri"/>
+                <w:b w:val="false"/>
+                <w:bCs w:val="false"/>
+                <w:color w:val="222222"/>
+                <w:sz w:val="20"/>
+                <w:szCs w:val="20"/>
+              </w:rPr>
+              <w:t xml:space="preserve">0.988</w:t>
+            </w:r>
+          </w:p>
+        </w:tc>
+      </w:tr>
+      <w:tr>
+        <w:trPr>
+          <w:tblHeader w:val="false"/>
+        </w:trPr>
+        <w:tc>
+          <w:tcPr>
+            <w:tcW w:type="dxa" w:w="1560"/>
+            <w:tcMar>
+              <w:top w:type="dxa" w:w="80"/>
+              <w:left w:type="dxa" w:w="120"/>
+              <w:bottom w:type="dxa" w:w="80"/>
+              <w:right w:type="dxa" w:w="120"/>
+            </w:tcMar>
+          </w:tcPr>
+          <w:p>
+            <w:pPr>
+              <w:spacing w:after="0" w:line="260"/>
+            </w:pPr>
+            <w:r>
+              <w:rPr>
+                <w:rFonts w:ascii="Calibri" w:cs="Calibri" w:eastAsia="Calibri" w:hAnsi="Calibri"/>
+                <w:b w:val="false"/>
+                <w:bCs w:val="false"/>
+                <w:color w:val="222222"/>
+                <w:sz w:val="20"/>
+                <w:szCs w:val="20"/>
+              </w:rPr>
+              <w:t xml:space="preserve">2</w:t>
+            </w:r>
+          </w:p>
+        </w:tc>
+        <w:tc>
+          <w:tcPr>
+            <w:tcW w:type="dxa" w:w="1760"/>
+            <w:tcMar>
+              <w:top w:type="dxa" w:w="80"/>
+              <w:left w:type="dxa" w:w="120"/>
+              <w:bottom w:type="dxa" w:w="80"/>
+              <w:right w:type="dxa" w:w="120"/>
+            </w:tcMar>
+          </w:tcPr>
+          <w:p>
+            <w:pPr>
+              <w:spacing w:after="0" w:line="260"/>
+              <w:jc w:val="right"/>
+            </w:pPr>
+            <w:r>
+              <w:rPr>
+                <w:rFonts w:ascii="Calibri" w:cs="Calibri" w:eastAsia="Calibri" w:hAnsi="Calibri"/>
+                <w:b w:val="false"/>
+                <w:bCs w:val="false"/>
+                <w:color w:val="222222"/>
+                <w:sz w:val="20"/>
+                <w:szCs w:val="20"/>
+              </w:rPr>
+              <w:t xml:space="preserve">0.69</w:t>
+            </w:r>
+          </w:p>
+        </w:tc>
+        <w:tc>
+          <w:tcPr>
+            <w:tcW w:type="dxa" w:w="1560"/>
+            <w:tcMar>
+              <w:top w:type="dxa" w:w="80"/>
+              <w:left w:type="dxa" w:w="120"/>
+              <w:bottom w:type="dxa" w:w="80"/>
+              <w:right w:type="dxa" w:w="120"/>
+            </w:tcMar>
+          </w:tcPr>
+          <w:p>
+            <w:pPr>
+              <w:spacing w:after="0" w:line="260"/>
+              <w:jc w:val="right"/>
+            </w:pPr>
+            <w:r>
+              <w:rPr>
+                <w:rFonts w:ascii="Calibri" w:cs="Calibri" w:eastAsia="Calibri" w:hAnsi="Calibri"/>
+                <w:b w:val="false"/>
+                <w:bCs w:val="false"/>
+                <w:color w:val="222222"/>
+                <w:sz w:val="20"/>
+                <w:szCs w:val="20"/>
+              </w:rPr>
+              <w:t xml:space="preserve">0.984</w:t>
+            </w:r>
+          </w:p>
+        </w:tc>
+        <w:tc>
+          <w:tcPr>
+            <w:tcW w:type="dxa" w:w="1520"/>
+            <w:tcMar>
+              <w:top w:type="dxa" w:w="80"/>
+              <w:left w:type="dxa" w:w="120"/>
+              <w:bottom w:type="dxa" w:w="80"/>
+              <w:right w:type="dxa" w:w="120"/>
+            </w:tcMar>
+          </w:tcPr>
+          <w:p>
+            <w:pPr>
+              <w:spacing w:after="0" w:line="260"/>
+              <w:jc w:val="right"/>
+            </w:pPr>
+            <w:r>
+              <w:rPr>
+                <w:rFonts w:ascii="Calibri" w:cs="Calibri" w:eastAsia="Calibri" w:hAnsi="Calibri"/>
+                <w:b w:val="false"/>
+                <w:bCs w:val="false"/>
+                <w:color w:val="222222"/>
+                <w:sz w:val="20"/>
+                <w:szCs w:val="20"/>
+              </w:rPr>
+              <w:t xml:space="preserve">0.887</w:t>
+            </w:r>
+          </w:p>
+        </w:tc>
+        <w:tc>
+          <w:tcPr>
+            <w:tcW w:type="dxa" w:w="1480"/>
+            <w:tcMar>
+              <w:top w:type="dxa" w:w="80"/>
+              <w:left w:type="dxa" w:w="120"/>
+              <w:bottom w:type="dxa" w:w="80"/>
+              <w:right w:type="dxa" w:w="120"/>
+            </w:tcMar>
+          </w:tcPr>
+          <w:p>
+            <w:pPr>
+              <w:spacing w:after="0" w:line="260"/>
+              <w:jc w:val="right"/>
+            </w:pPr>
+            <w:r>
+              <w:rPr>
+                <w:rFonts w:ascii="Calibri" w:cs="Calibri" w:eastAsia="Calibri" w:hAnsi="Calibri"/>
+                <w:b w:val="false"/>
+                <w:bCs w:val="false"/>
+                <w:color w:val="222222"/>
+                <w:sz w:val="20"/>
+                <w:szCs w:val="20"/>
+              </w:rPr>
+              <w:t xml:space="preserve">0.933</w:t>
+            </w:r>
+          </w:p>
+        </w:tc>
+        <w:tc>
+          <w:tcPr>
+            <w:tcW w:type="dxa" w:w="1480"/>
+            <w:tcMar>
+              <w:top w:type="dxa" w:w="80"/>
+              <w:left w:type="dxa" w:w="120"/>
+              <w:bottom w:type="dxa" w:w="80"/>
+              <w:right w:type="dxa" w:w="120"/>
+            </w:tcMar>
+          </w:tcPr>
+          <w:p>
+            <w:pPr>
+              <w:spacing w:after="0" w:line="260"/>
+              <w:jc w:val="right"/>
+            </w:pPr>
+            <w:r>
+              <w:rPr>
+                <w:rFonts w:ascii="Calibri" w:cs="Calibri" w:eastAsia="Calibri" w:hAnsi="Calibri"/>
+                <w:b w:val="false"/>
+                <w:bCs w:val="false"/>
+                <w:color w:val="222222"/>
+                <w:sz w:val="20"/>
+                <w:szCs w:val="20"/>
+              </w:rPr>
+              <w:t xml:space="preserve">0.988</w:t>
+            </w:r>
+          </w:p>
+        </w:tc>
+      </w:tr>
+      <w:tr>
+        <w:trPr>
+          <w:tblHeader w:val="false"/>
+        </w:trPr>
+        <w:tc>
+          <w:tcPr>
+            <w:tcW w:type="dxa" w:w="1560"/>
+            <w:tcMar>
+              <w:top w:type="dxa" w:w="80"/>
+              <w:left w:type="dxa" w:w="120"/>
+              <w:bottom w:type="dxa" w:w="80"/>
+              <w:right w:type="dxa" w:w="120"/>
+            </w:tcMar>
+          </w:tcPr>
+          <w:p>
+            <w:pPr>
+              <w:spacing w:after="0" w:line="260"/>
+            </w:pPr>
+            <w:r>
+              <w:rPr>
+                <w:rFonts w:ascii="Calibri" w:cs="Calibri" w:eastAsia="Calibri" w:hAnsi="Calibri"/>
+                <w:b w:val="false"/>
+                <w:bCs w:val="false"/>
+                <w:color w:val="222222"/>
+                <w:sz w:val="20"/>
+                <w:szCs w:val="20"/>
+              </w:rPr>
+              <w:t xml:space="preserve">3</w:t>
+            </w:r>
+          </w:p>
+        </w:tc>
+        <w:tc>
+          <w:tcPr>
+            <w:tcW w:type="dxa" w:w="1760"/>
+            <w:tcMar>
+              <w:top w:type="dxa" w:w="80"/>
+              <w:left w:type="dxa" w:w="120"/>
+              <w:bottom w:type="dxa" w:w="80"/>
+              <w:right w:type="dxa" w:w="120"/>
+            </w:tcMar>
+          </w:tcPr>
+          <w:p>
+            <w:pPr>
+              <w:spacing w:after="0" w:line="260"/>
+              <w:jc w:val="right"/>
+            </w:pPr>
+            <w:r>
+              <w:rPr>
+                <w:rFonts w:ascii="Calibri" w:cs="Calibri" w:eastAsia="Calibri" w:hAnsi="Calibri"/>
+                <w:b w:val="false"/>
+                <w:bCs w:val="false"/>
+                <w:color w:val="222222"/>
+                <w:sz w:val="20"/>
+                <w:szCs w:val="20"/>
+              </w:rPr>
+              <w:t xml:space="preserve">0.62</w:t>
+            </w:r>
+          </w:p>
+        </w:tc>
+        <w:tc>
+          <w:tcPr>
+            <w:tcW w:type="dxa" w:w="1560"/>
+            <w:tcMar>
+              <w:top w:type="dxa" w:w="80"/>
+              <w:left w:type="dxa" w:w="120"/>
+              <w:bottom w:type="dxa" w:w="80"/>
+              <w:right w:type="dxa" w:w="120"/>
+            </w:tcMar>
+          </w:tcPr>
+          <w:p>
+            <w:pPr>
+              <w:spacing w:after="0" w:line="260"/>
+              <w:jc w:val="right"/>
+            </w:pPr>
+            <w:r>
+              <w:rPr>
+                <w:rFonts w:ascii="Calibri" w:cs="Calibri" w:eastAsia="Calibri" w:hAnsi="Calibri"/>
+                <w:b w:val="false"/>
+                <w:bCs w:val="false"/>
+                <w:color w:val="222222"/>
+                <w:sz w:val="20"/>
+                <w:szCs w:val="20"/>
+              </w:rPr>
+              <w:t xml:space="preserve">0.969</w:t>
+            </w:r>
+          </w:p>
+        </w:tc>
+        <w:tc>
+          <w:tcPr>
+            <w:tcW w:type="dxa" w:w="1520"/>
+            <w:tcMar>
+              <w:top w:type="dxa" w:w="80"/>
+              <w:left w:type="dxa" w:w="120"/>
+              <w:bottom w:type="dxa" w:w="80"/>
+              <w:right w:type="dxa" w:w="120"/>
+            </w:tcMar>
+          </w:tcPr>
+          <w:p>
+            <w:pPr>
+              <w:spacing w:after="0" w:line="260"/>
+              <w:jc w:val="right"/>
+            </w:pPr>
+            <w:r>
+              <w:rPr>
+                <w:rFonts w:ascii="Calibri" w:cs="Calibri" w:eastAsia="Calibri" w:hAnsi="Calibri"/>
+                <w:b w:val="false"/>
+                <w:bCs w:val="false"/>
+                <w:color w:val="222222"/>
+                <w:sz w:val="20"/>
+                <w:szCs w:val="20"/>
+              </w:rPr>
+              <w:t xml:space="preserve">0.894</w:t>
+            </w:r>
+          </w:p>
+        </w:tc>
+        <w:tc>
+          <w:tcPr>
+            <w:tcW w:type="dxa" w:w="1480"/>
+            <w:tcMar>
+              <w:top w:type="dxa" w:w="80"/>
+              <w:left w:type="dxa" w:w="120"/>
+              <w:bottom w:type="dxa" w:w="80"/>
+              <w:right w:type="dxa" w:w="120"/>
+            </w:tcMar>
+          </w:tcPr>
+          <w:p>
+            <w:pPr>
+              <w:spacing w:after="0" w:line="260"/>
+              <w:jc w:val="right"/>
+            </w:pPr>
+            <w:r>
+              <w:rPr>
+                <w:rFonts w:ascii="Calibri" w:cs="Calibri" w:eastAsia="Calibri" w:hAnsi="Calibri"/>
+                <w:b w:val="false"/>
+                <w:bCs w:val="false"/>
+                <w:color w:val="222222"/>
+                <w:sz w:val="20"/>
+                <w:szCs w:val="20"/>
+              </w:rPr>
+              <w:t xml:space="preserve">0.930</w:t>
+            </w:r>
+          </w:p>
+        </w:tc>
+        <w:tc>
+          <w:tcPr>
+            <w:tcW w:type="dxa" w:w="1480"/>
+            <w:tcMar>
+              <w:top w:type="dxa" w:w="80"/>
+              <w:left w:type="dxa" w:w="120"/>
+              <w:bottom w:type="dxa" w:w="80"/>
+              <w:right w:type="dxa" w:w="120"/>
+            </w:tcMar>
+          </w:tcPr>
+          <w:p>
+            <w:pPr>
+              <w:spacing w:after="0" w:line="260"/>
+              <w:jc w:val="right"/>
+            </w:pPr>
+            <w:r>
+              <w:rPr>
+                <w:rFonts w:ascii="Calibri" w:cs="Calibri" w:eastAsia="Calibri" w:hAnsi="Calibri"/>
+                <w:b w:val="false"/>
+                <w:bCs w:val="false"/>
+                <w:color w:val="222222"/>
+                <w:sz w:val="20"/>
+                <w:szCs w:val="20"/>
+              </w:rPr>
+              <w:t xml:space="preserve">0.987</w:t>
+            </w:r>
+          </w:p>
+        </w:tc>
+      </w:tr>
+      <w:tr>
+        <w:trPr>
+          <w:tblHeader w:val="false"/>
+        </w:trPr>
+        <w:tc>
+          <w:tcPr>
+            <w:tcW w:type="dxa" w:w="1560"/>
+            <w:tcMar>
+              <w:top w:type="dxa" w:w="80"/>
+              <w:left w:type="dxa" w:w="120"/>
+              <w:bottom w:type="dxa" w:w="80"/>
+              <w:right w:type="dxa" w:w="120"/>
+            </w:tcMar>
+          </w:tcPr>
+          <w:p>
+            <w:pPr>
+              <w:spacing w:after="0" w:line="260"/>
+            </w:pPr>
+            <w:r>
+              <w:rPr>
+                <w:rFonts w:ascii="Calibri" w:cs="Calibri" w:eastAsia="Calibri" w:hAnsi="Calibri"/>
+                <w:b w:val="false"/>
+                <w:bCs w:val="false"/>
+                <w:color w:val="222222"/>
+                <w:sz w:val="20"/>
+                <w:szCs w:val="20"/>
+              </w:rPr>
+              <w:t xml:space="preserve">Mean ± SD</w:t>
+            </w:r>
+          </w:p>
+        </w:tc>
+        <w:tc>
+          <w:tcPr>
+            <w:tcW w:type="dxa" w:w="1760"/>
+            <w:tcMar>
+              <w:top w:type="dxa" w:w="80"/>
+              <w:left w:type="dxa" w:w="120"/>
+              <w:bottom w:type="dxa" w:w="80"/>
+              <w:right w:type="dxa" w:w="120"/>
+            </w:tcMar>
+          </w:tcPr>
+          <w:p>
+            <w:pPr>
+              <w:spacing w:after="0" w:line="260"/>
+              <w:jc w:val="right"/>
+            </w:pPr>
+            <w:r>
+              <w:rPr>
+                <w:rFonts w:ascii="Calibri" w:cs="Calibri" w:eastAsia="Calibri" w:hAnsi="Calibri"/>
+                <w:b w:val="false"/>
+                <w:bCs w:val="false"/>
+                <w:color w:val="222222"/>
+                <w:sz w:val="20"/>
+                <w:szCs w:val="20"/>
+              </w:rPr>
+              <w:t xml:space="preserve">0.640 ± 0.044</w:t>
+            </w:r>
+          </w:p>
+        </w:tc>
+        <w:tc>
+          <w:tcPr>
+            <w:tcW w:type="dxa" w:w="1560"/>
+            <w:tcMar>
+              <w:top w:type="dxa" w:w="80"/>
+              <w:left w:type="dxa" w:w="120"/>
+              <w:bottom w:type="dxa" w:w="80"/>
+              <w:right w:type="dxa" w:w="120"/>
+            </w:tcMar>
+          </w:tcPr>
+          <w:p>
+            <w:pPr>
+              <w:spacing w:after="0" w:line="260"/>
+              <w:jc w:val="right"/>
+            </w:pPr>
+            <w:r>
+              <w:rPr>
+                <w:rFonts w:ascii="Calibri" w:cs="Calibri" w:eastAsia="Calibri" w:hAnsi="Calibri"/>
+                <w:b w:val="false"/>
+                <w:bCs w:val="false"/>
+                <w:color w:val="222222"/>
+                <w:sz w:val="20"/>
+                <w:szCs w:val="20"/>
+              </w:rPr>
+              <w:t xml:space="preserve">0.975 ± 0.008</w:t>
+            </w:r>
+          </w:p>
+        </w:tc>
+        <w:tc>
+          <w:tcPr>
+            <w:tcW w:type="dxa" w:w="1520"/>
+            <w:tcMar>
+              <w:top w:type="dxa" w:w="80"/>
+              <w:left w:type="dxa" w:w="120"/>
+              <w:bottom w:type="dxa" w:w="80"/>
+              <w:right w:type="dxa" w:w="120"/>
+            </w:tcMar>
+          </w:tcPr>
+          <w:p>
+            <w:pPr>
+              <w:spacing w:after="0" w:line="260"/>
+              <w:jc w:val="right"/>
+            </w:pPr>
+            <w:r>
+              <w:rPr>
+                <w:rFonts w:ascii="Calibri" w:cs="Calibri" w:eastAsia="Calibri" w:hAnsi="Calibri"/>
+                <w:b w:val="false"/>
+                <w:bCs w:val="false"/>
+                <w:color w:val="222222"/>
+                <w:sz w:val="20"/>
+                <w:szCs w:val="20"/>
+              </w:rPr>
+              <w:t xml:space="preserve">0.897 ± 0.011</w:t>
+            </w:r>
+          </w:p>
+        </w:tc>
+        <w:tc>
+          <w:tcPr>
+            <w:tcW w:type="dxa" w:w="1480"/>
+            <w:tcMar>
+              <w:top w:type="dxa" w:w="80"/>
+              <w:left w:type="dxa" w:w="120"/>
+              <w:bottom w:type="dxa" w:w="80"/>
+              <w:right w:type="dxa" w:w="120"/>
+            </w:tcMar>
+          </w:tcPr>
+          <w:p>
+            <w:pPr>
+              <w:spacing w:after="0" w:line="260"/>
+              <w:jc w:val="right"/>
+            </w:pPr>
+            <w:r>
+              <w:rPr>
+                <w:rFonts w:ascii="Calibri" w:cs="Calibri" w:eastAsia="Calibri" w:hAnsi="Calibri"/>
+                <w:b w:val="false"/>
+                <w:bCs w:val="false"/>
+                <w:color w:val="222222"/>
+                <w:sz w:val="20"/>
+                <w:szCs w:val="20"/>
+              </w:rPr>
+              <w:t xml:space="preserve">0.934 ± 0.004</w:t>
+            </w:r>
+          </w:p>
+        </w:tc>
+        <w:tc>
+          <w:tcPr>
+            <w:tcW w:type="dxa" w:w="1480"/>
+            <w:tcMar>
+              <w:top w:type="dxa" w:w="80"/>
+              <w:left w:type="dxa" w:w="120"/>
+              <w:bottom w:type="dxa" w:w="80"/>
+              <w:right w:type="dxa" w:w="120"/>
+            </w:tcMar>
+          </w:tcPr>
+          <w:p>
+            <w:pPr>
+              <w:spacing w:after="0" w:line="260"/>
+              <w:jc w:val="right"/>
+            </w:pPr>
+            <w:r>
+              <w:rPr>
+                <w:rFonts w:ascii="Calibri" w:cs="Calibri" w:eastAsia="Calibri" w:hAnsi="Calibri"/>
+                <w:b w:val="false"/>
+                <w:bCs w:val="false"/>
+                <w:color w:val="222222"/>
+                <w:sz w:val="20"/>
+                <w:szCs w:val="20"/>
+              </w:rPr>
+              <w:t xml:space="preserve">0.988 ± 0.001</w:t>
+            </w:r>
+          </w:p>
+        </w:tc>
+      </w:tr>
+    </w:tbl>
     <w:p>
       <w:pPr>
         <w:spacing w:after="100" w:line="276"/>
@@ -2153,7 +3053,37 @@
           <w:sz w:val="22"/>
           <w:szCs w:val="22"/>
         </w:rPr>
-        <w:t xml:space="preserve">The two kinds of error do not cost the same, so the threshold is not chosen to maximise accuracy or F1:</w:t>
+        <w:t xml:space="preserve">This is the sentence worth using, because it survives the obvious follow-up question:</w:t>
+      </w:r>
+    </w:p>
+    <w:p>
+      <w:pPr>
+        <w:spacing w:after="160" w:line="276"/>
+      </w:pPr>
+      <w:r>
+        <w:rPr>
+          <w:rFonts w:ascii="Calibri" w:cs="Calibri" w:eastAsia="Calibri" w:hAnsi="Calibri"/>
+          <w:i/>
+          <w:iCs/>
+          <w:sz w:val="22"/>
+          <w:szCs w:val="22"/>
+        </w:rPr>
+        <w:t xml:space="preserve">"Across 3 training runs differing only in random seed, the classifier reached precision 0.975 ± 0.008 and recall 0.897 ± 0.011 on the held-out test split, each run using the threshold selected on its own validation split."</w:t>
+      </w:r>
+    </w:p>
+    <w:p>
+      <w:pPr>
+        <w:spacing w:after="100" w:line="276"/>
+      </w:pPr>
+      <w:r>
+        <w:rPr>
+          <w:rFonts w:ascii="Calibri" w:cs="Calibri" w:eastAsia="Calibri" w:hAnsi="Calibri"/>
+          <w:b/>
+          <w:bCs/>
+          <w:sz w:val="22"/>
+          <w:szCs w:val="22"/>
+        </w:rPr>
+        <w:t xml:space="preserve">Two things to be upfront about:</w:t>
       </w:r>
     </w:p>
     <w:p>
@@ -2173,7 +3103,7 @@
           <w:sz w:val="22"/>
           <w:szCs w:val="22"/>
         </w:rPr>
-        <w:t xml:space="preserve">A false positive </w:t>
+        <w:t xml:space="preserve">The deployed model drew better-than-typical recall. </w:t>
       </w:r>
       <w:r>
         <w:rPr>
@@ -2183,7 +3113,7 @@
           <w:sz w:val="22"/>
           <w:szCs w:val="22"/>
         </w:rPr>
-        <w:t xml:space="preserve">forwards an invalid report to enforcement. Administrators are read-only and the AI decision is final, so nothing downstream catches it.</w:t>
+        <w:t xml:space="preserve">Its 0.923 sits 2.4 standard deviations above the three-seed mean of 0.897 — and 0.897 is below v1's 0.916. So quoting the spread is less flattering on recall than quoting the single run, and it is the more defensible number. Precision (0.970 against 0.975 ± 0.008) and the selected threshold (0.63 against 0.640 ± 0.044) are both unremarkable, which is the reassuring part: the operating point is not an artefact of one lucky run.</w:t>
       </w:r>
     </w:p>
     <w:p>
@@ -2203,7 +3133,7 @@
           <w:sz w:val="22"/>
           <w:szCs w:val="22"/>
         </w:rPr>
-        <w:t xml:space="preserve">A false negative </w:t>
+        <w:t xml:space="preserve">Seeds are not the larger uncertainty. </w:t>
       </w:r>
       <w:r>
         <w:rPr>
@@ -2213,20 +3143,7 @@
           <w:sz w:val="22"/>
           <w:szCs w:val="22"/>
         </w:rPr>
-        <w:t xml:space="preserve">asks the reporter to take another photograph. Annoying, but recoverable — they are standing there.</w:t>
-      </w:r>
-    </w:p>
-    <w:p>
-      <w:pPr>
-        <w:spacing w:after="140" w:line="276"/>
-      </w:pPr>
-      <w:r>
-        <w:rPr>
-          <w:rFonts w:ascii="Calibri" w:cs="Calibri" w:eastAsia="Calibri" w:hAnsi="Calibri"/>
-          <w:sz w:val="22"/>
-          <w:szCs w:val="22"/>
-        </w:rPr>
-        <w:t xml:space="preserve">There is a second effect that per-photo metrics hide. A report passes when any one of up to three photographs clears the threshold, so a false positive gets three independent chances while a false negative needs all three photographs to fail. The selection script therefore reports the report-level error rate next to the per-photo one, and holds precision to a high target before maximising recall.</w:t>
+        <w:t xml:space="preserve">Seed-to-seed variation moves precision by ±0.008. The 95% confidence interval from having only 151 non-smoking test images is ±0.032 — about four times larger. More training runs cannot narrow that; only more labelled test data can. Both should be stated, because quoting only the seed spread answers half the question.</w:t>
       </w:r>
     </w:p>
     <w:p>
@@ -2243,7 +3160,7 @@
           <w:sz w:val="28"/>
           <w:szCs w:val="28"/>
         </w:rPr>
-        <w:t xml:space="preserve">6. What is still outstanding</w:t>
+        <w:t xml:space="preserve">6. Why precision is the metric that drives the threshold</w:t>
       </w:r>
     </w:p>
     <w:p>
@@ -2256,7 +3173,7 @@
           <w:sz w:val="22"/>
           <w:szCs w:val="22"/>
         </w:rPr>
-        <w:t xml:space="preserve">Stated plainly, so the limitations are on the record:</w:t>
+        <w:t xml:space="preserve">The two kinds of error do not cost the same, so the threshold is not chosen to maximise accuracy or F1:</w:t>
       </w:r>
     </w:p>
     <w:p>
@@ -2276,7 +3193,7 @@
           <w:sz w:val="22"/>
           <w:szCs w:val="22"/>
         </w:rPr>
-        <w:t xml:space="preserve">v2 is deployed, but only on this machine. </w:t>
+        <w:t xml:space="preserve">A false positive </w:t>
       </w:r>
       <w:r>
         <w:rPr>
@@ -2286,7 +3203,7 @@
           <w:sz w:val="22"/>
           <w:szCs w:val="22"/>
         </w:rPr>
-        <w:t xml:space="preserve">The live backend/.env serves vit-scope-v2 at 0.63. That file is gitignored, so a fresh checkout copies backend/.env.example instead — which still specifies vit-scope-v1 at 0.70 and would silently serve the old model. The template needs updating to match.</w:t>
+        <w:t xml:space="preserve">forwards an invalid report to enforcement. Administrators are read-only and the AI decision is final, so nothing downstream catches it.</w:t>
       </w:r>
     </w:p>
     <w:p>
@@ -2306,7 +3223,7 @@
           <w:sz w:val="22"/>
           <w:szCs w:val="22"/>
         </w:rPr>
-        <w:t xml:space="preserve">Still a single training run. </w:t>
+        <w:t xml:space="preserve">A false negative </w:t>
       </w:r>
       <w:r>
         <w:rPr>
@@ -2316,7 +3233,110 @@
           <w:sz w:val="22"/>
           <w:szCs w:val="22"/>
         </w:rPr>
-        <w:t xml:space="preserve">The seed study (three runs, mean ± standard deviation) is written and ready but has not been run. Until it is, these figures carry the variance of one run.</w:t>
+        <w:t xml:space="preserve">asks the reporter to take another photograph. Annoying, but recoverable — they are standing there.</w:t>
+      </w:r>
+    </w:p>
+    <w:p>
+      <w:pPr>
+        <w:spacing w:after="140" w:line="276"/>
+      </w:pPr>
+      <w:r>
+        <w:rPr>
+          <w:rFonts w:ascii="Calibri" w:cs="Calibri" w:eastAsia="Calibri" w:hAnsi="Calibri"/>
+          <w:sz w:val="22"/>
+          <w:szCs w:val="22"/>
+        </w:rPr>
+        <w:t xml:space="preserve">There is a second effect that per-photo metrics hide. A report passes when any one of up to three photographs clears the threshold, so a false positive gets three independent chances while a false negative needs all three photographs to fail. The selection script therefore reports the report-level error rate next to the per-photo one, and holds precision to a high target before maximising recall.</w:t>
+      </w:r>
+    </w:p>
+    <w:p>
+      <w:pPr>
+        <w:pStyle w:val="Heading1"/>
+        <w:spacing w:after="160" w:before="320"/>
+      </w:pPr>
+      <w:r>
+        <w:rPr>
+          <w:rFonts w:ascii="Calibri" w:cs="Calibri" w:eastAsia="Calibri" w:hAnsi="Calibri"/>
+          <w:b/>
+          <w:bCs/>
+          <w:color w:val="1F4E79"/>
+          <w:sz w:val="28"/>
+          <w:szCs w:val="28"/>
+        </w:rPr>
+        <w:t xml:space="preserve">7. What is still outstanding</w:t>
+      </w:r>
+    </w:p>
+    <w:p>
+      <w:pPr>
+        <w:spacing w:after="100" w:line="276"/>
+      </w:pPr>
+      <w:r>
+        <w:rPr>
+          <w:rFonts w:ascii="Calibri" w:cs="Calibri" w:eastAsia="Calibri" w:hAnsi="Calibri"/>
+          <w:sz w:val="22"/>
+          <w:szCs w:val="22"/>
+        </w:rPr>
+        <w:t xml:space="preserve">Stated plainly, so the limitations are on the record:</w:t>
+      </w:r>
+    </w:p>
+    <w:p>
+      <w:pPr>
+        <w:pStyle w:val="ListParagraph"/>
+        <w:numPr>
+          <w:ilvl w:val="0"/>
+          <w:numId w:val="2"/>
+        </w:numPr>
+        <w:spacing w:after="100" w:line="276"/>
+      </w:pPr>
+      <w:r>
+        <w:rPr>
+          <w:rFonts w:ascii="Calibri" w:cs="Calibri" w:eastAsia="Calibri" w:hAnsi="Calibri"/>
+          <w:b/>
+          <w:bCs/>
+          <w:sz w:val="22"/>
+          <w:szCs w:val="22"/>
+        </w:rPr>
+        <w:t xml:space="preserve">v2 is deployed, but only on this machine. </w:t>
+      </w:r>
+      <w:r>
+        <w:rPr>
+          <w:rFonts w:ascii="Calibri" w:cs="Calibri" w:eastAsia="Calibri" w:hAnsi="Calibri"/>
+          <w:b w:val="false"/>
+          <w:bCs w:val="false"/>
+          <w:sz w:val="22"/>
+          <w:szCs w:val="22"/>
+        </w:rPr>
+        <w:t xml:space="preserve">The live backend/.env serves vit-scope-v2 at 0.63. That file is gitignored, so a fresh checkout copies backend/.env.example instead — which still specifies vit-scope-v1 at 0.70 and would silently serve the old model. The template needs updating to match.</w:t>
+      </w:r>
+    </w:p>
+    <w:p>
+      <w:pPr>
+        <w:pStyle w:val="ListParagraph"/>
+        <w:numPr>
+          <w:ilvl w:val="0"/>
+          <w:numId w:val="2"/>
+        </w:numPr>
+        <w:spacing w:after="100" w:line="276"/>
+      </w:pPr>
+      <w:r>
+        <w:rPr>
+          <w:rFonts w:ascii="Calibri" w:cs="Calibri" w:eastAsia="Calibri" w:hAnsi="Calibri"/>
+          <w:b/>
+          <w:bCs/>
+          <w:sz w:val="22"/>
+          <w:szCs w:val="22"/>
+        </w:rPr>
+        <w:t xml:space="preserve">Mixup and CutMix are still missing. </w:t>
+      </w:r>
+      <w:r>
+        <w:rPr>
+          <w:rFonts w:ascii="Calibri" w:cs="Calibri" w:eastAsia="Calibri" w:hAnsi="Calibri"/>
+          <w:b w:val="false"/>
+          <w:bCs w:val="false"/>
+          <w:sz w:val="22"/>
+          <w:szCs w:val="22"/>
+        </w:rPr>
+        <w:t xml:space="preserve">They are the remaining half of the DeiT augmentation recipe, and were deliberately left out because they produce soft labels that interact with the label smoothing already in place. Their effect is worth measuring on its own row rather than bundled in with everything else.</w:t>
       </w:r>
     </w:p>
     <w:p>
